--- a/docs/adams.docx
+++ b/docs/adams.docx
@@ -102,7 +102,7 @@
         </w:numPr>
       </w:pPr>
       <w:r>
-        <w:t xml:space="preserve">Significance: Provides dense daily coverage—including many spotless days—during an under-documented period, improving the calibration and low-activity baseline of ISN V3.</w:t>
+        <w:t xml:space="preserve">Significance: Provides dense daily coverage—including many spotless days—during an under-documented period, improving the calibration and low-activity baseline of SN V3.</w:t>
       </w:r>
     </w:p>
     <w:bookmarkStart w:id="20" w:name="structure-content"/>
@@ -325,13 +325,13 @@
       </w:r>
     </w:p>
     <w:bookmarkEnd w:id="23"/>
-    <w:bookmarkStart w:id="24" w:name="integration-into-isn-v3-near-term-steps"/>
+    <w:bookmarkStart w:id="24" w:name="integration-into-sn-v3-near-term-steps"/>
     <w:p>
       <w:pPr>
         <w:pStyle w:val="Heading3"/>
       </w:pPr>
       <w:r>
-        <w:t xml:space="preserve">1.5 Integration into ISN V3 — Near-Term Steps</w:t>
+        <w:t xml:space="preserve">1.5 Integration into SN V3 — Near-Term Steps</w:t>
       </w:r>
     </w:p>
     <w:p>
@@ -379,7 +379,7 @@
         </w:numPr>
       </w:pPr>
       <w:r>
-        <w:t xml:space="preserve">Test inclusion of Adams as an independent node in ISN V3 stitching to assess baseline impact.</w:t>
+        <w:t xml:space="preserve">Test inclusion of Adams as an independent node in SN V3 stitching to assess baseline impact.</w:t>
       </w:r>
     </w:p>
     <w:p>
@@ -470,7 +470,7 @@
         <w:pStyle w:val="FirstParagraph"/>
       </w:pPr>
       <w:r>
-        <w:t xml:space="preserve">In essence: The C. H. Adams sunspot archive offers an exceptional, method-rich dataset that strengthens the early-19th-century solar record. FARSuN’s ongoing digitization and calibration work will make it a cornerstone reference for the International Sunspot Number V3 and broader studies of solar variability and climate linkage.</w:t>
+        <w:t xml:space="preserve">In essence: The C. H. Adams sunspot archive offers an exceptional, method-rich dataset that strengthens the early-19th-century solar record. FARSuN’s ongoing digitization and calibration work will make it a cornerstone reference for the Sunspot Number V3 and broader studies of solar variability and climate linkage.</w:t>
       </w:r>
     </w:p>
     <w:bookmarkEnd w:id="26"/>

--- a/docs/adams.docx
+++ b/docs/adams.docx
@@ -39,76 +39,85 @@
     <w:bookmarkStart w:id="25" w:name="overview"/>
     <w:p>
       <w:pPr>
+        <w:pStyle w:val="Heading1"/>
+      </w:pPr>
+      <w:r>
+        <w:t xml:space="preserve">1. Overview</w:t>
+      </w:r>
+    </w:p>
+    <w:p>
+      <w:pPr>
+        <w:pStyle w:val="Compact"/>
+        <w:numPr>
+          <w:ilvl w:val="0"/>
+          <w:numId w:val="1001"/>
+        </w:numPr>
+      </w:pPr>
+      <w:r>
+        <w:t xml:space="preserve">Observer &amp; Site: C. H. Adams, UK (likely near London).</w:t>
+      </w:r>
+    </w:p>
+    <w:p>
+      <w:pPr>
+        <w:pStyle w:val="Compact"/>
+        <w:numPr>
+          <w:ilvl w:val="0"/>
+          <w:numId w:val="1001"/>
+        </w:numPr>
+      </w:pPr>
+      <w:r>
+        <w:t xml:space="preserve">Period Covered: August 1819 – May 1823.</w:t>
+      </w:r>
+    </w:p>
+    <w:p>
+      <w:pPr>
+        <w:pStyle w:val="Compact"/>
+        <w:numPr>
+          <w:ilvl w:val="0"/>
+          <w:numId w:val="1001"/>
+        </w:numPr>
+      </w:pPr>
+      <w:r>
+        <w:t xml:space="preserve">Content: Nearly daily full-disk sunspot drawings with accompanying tabular counts of sunspot groups and individual spots.</w:t>
+      </w:r>
+    </w:p>
+    <w:p>
+      <w:pPr>
+        <w:pStyle w:val="Compact"/>
+        <w:numPr>
+          <w:ilvl w:val="0"/>
+          <w:numId w:val="1001"/>
+        </w:numPr>
+      </w:pPr>
+      <w:r>
+        <w:t xml:space="preserve">Observation Method: Used an asterisk notation distinguishing direct view (“*”) from reflection view (no asterisk); observation times frequently noted.</w:t>
+      </w:r>
+    </w:p>
+    <w:p>
+      <w:pPr>
+        <w:pStyle w:val="Compact"/>
+        <w:numPr>
+          <w:ilvl w:val="0"/>
+          <w:numId w:val="1001"/>
+        </w:numPr>
+      </w:pPr>
+      <w:r>
+        <w:t xml:space="preserve">Significance: Provides dense daily coverage—including many spotless days—during an under-documented period, improving the calibration and low-activity baseline of S</w:t>
+      </w:r>
+      <w:r>
+        <w:t xml:space="preserve">N</w:t>
+      </w:r>
+      <w:r>
+        <w:t xml:space="preserve"> </w:t>
+      </w:r>
+      <w:r>
+        <w:t xml:space="preserve">V3.</w:t>
+      </w:r>
+    </w:p>
+    <w:bookmarkStart w:id="20" w:name="structure-content"/>
+    <w:p>
+      <w:pPr>
         <w:pStyle w:val="Heading2"/>
-      </w:pPr>
-      <w:r>
-        <w:t xml:space="preserve">1 Overview</w:t>
-      </w:r>
-    </w:p>
-    <w:p>
-      <w:pPr>
-        <w:pStyle w:val="Compact"/>
-        <w:numPr>
-          <w:ilvl w:val="0"/>
-          <w:numId w:val="1001"/>
-        </w:numPr>
-      </w:pPr>
-      <w:r>
-        <w:t xml:space="preserve">Observer &amp; Site: C. H. Adams, UK (likely near London).</w:t>
-      </w:r>
-    </w:p>
-    <w:p>
-      <w:pPr>
-        <w:pStyle w:val="Compact"/>
-        <w:numPr>
-          <w:ilvl w:val="0"/>
-          <w:numId w:val="1001"/>
-        </w:numPr>
-      </w:pPr>
-      <w:r>
-        <w:t xml:space="preserve">Period Covered: August 1819 – May 1823.</w:t>
-      </w:r>
-    </w:p>
-    <w:p>
-      <w:pPr>
-        <w:pStyle w:val="Compact"/>
-        <w:numPr>
-          <w:ilvl w:val="0"/>
-          <w:numId w:val="1001"/>
-        </w:numPr>
-      </w:pPr>
-      <w:r>
-        <w:t xml:space="preserve">Content: Nearly daily full-disk sunspot drawings with accompanying tabular counts of sunspot groups and individual spots.</w:t>
-      </w:r>
-    </w:p>
-    <w:p>
-      <w:pPr>
-        <w:pStyle w:val="Compact"/>
-        <w:numPr>
-          <w:ilvl w:val="0"/>
-          <w:numId w:val="1001"/>
-        </w:numPr>
-      </w:pPr>
-      <w:r>
-        <w:t xml:space="preserve">Observation Method: Used an asterisk notation distinguishing direct view (“*”) from reflection view (no asterisk); observation times frequently noted.</w:t>
-      </w:r>
-    </w:p>
-    <w:p>
-      <w:pPr>
-        <w:pStyle w:val="Compact"/>
-        <w:numPr>
-          <w:ilvl w:val="0"/>
-          <w:numId w:val="1001"/>
-        </w:numPr>
-      </w:pPr>
-      <w:r>
-        <w:t xml:space="preserve">Significance: Provides dense daily coverage—including many spotless days—during an under-documented period, improving the calibration and low-activity baseline of SN V3.</w:t>
-      </w:r>
-    </w:p>
-    <w:bookmarkStart w:id="20" w:name="structure-content"/>
-    <w:p>
-      <w:pPr>
-        <w:pStyle w:val="Heading3"/>
       </w:pPr>
       <w:r>
         <w:t xml:space="preserve">1.1 Structure &amp; Content</w:t>
@@ -154,7 +163,7 @@
     <w:bookmarkStart w:id="21" w:name="coverage-volume"/>
     <w:p>
       <w:pPr>
-        <w:pStyle w:val="Heading3"/>
+        <w:pStyle w:val="Heading2"/>
       </w:pPr>
       <w:r>
         <w:t xml:space="preserve">1.2 Coverage &amp; Volume</w:t>
@@ -200,7 +209,7 @@
     <w:bookmarkStart w:id="22" w:name="scientific-importance"/>
     <w:p>
       <w:pPr>
-        <w:pStyle w:val="Heading3"/>
+        <w:pStyle w:val="Heading2"/>
       </w:pPr>
       <w:r>
         <w:t xml:space="preserve">1.3 Scientific Importance</w:t>
@@ -258,7 +267,7 @@
     <w:bookmarkStart w:id="23" w:name="farsun-progress"/>
     <w:p>
       <w:pPr>
-        <w:pStyle w:val="Heading3"/>
+        <w:pStyle w:val="Heading2"/>
       </w:pPr>
       <w:r>
         <w:t xml:space="preserve">1.4 FARSuN Progress</w:t>
@@ -328,10 +337,19 @@
     <w:bookmarkStart w:id="24" w:name="integration-into-sn-v3-near-term-steps"/>
     <w:p>
       <w:pPr>
-        <w:pStyle w:val="Heading3"/>
-      </w:pPr>
-      <w:r>
-        <w:t xml:space="preserve">1.5 Integration into SN V3 — Near-Term Steps</w:t>
+        <w:pStyle w:val="Heading2"/>
+      </w:pPr>
+      <w:r>
+        <w:t xml:space="preserve">1.5 Integration into S</w:t>
+      </w:r>
+      <w:r>
+        <w:t xml:space="preserve">N</w:t>
+      </w:r>
+      <w:r>
+        <w:t xml:space="preserve"> </w:t>
+      </w:r>
+      <w:r>
+        <w:t xml:space="preserve">V3 — Near-Term Steps</w:t>
       </w:r>
     </w:p>
     <w:p>
@@ -379,7 +397,16 @@
         </w:numPr>
       </w:pPr>
       <w:r>
-        <w:t xml:space="preserve">Test inclusion of Adams as an independent node in SN V3 stitching to assess baseline impact.</w:t>
+        <w:t xml:space="preserve">Test inclusion of Adams as an independent node in S</w:t>
+      </w:r>
+      <w:r>
+        <w:t xml:space="preserve">N</w:t>
+      </w:r>
+      <w:r>
+        <w:t xml:space="preserve"> </w:t>
+      </w:r>
+      <w:r>
+        <w:t xml:space="preserve">V3 stitching to assess baseline impact.</w:t>
       </w:r>
     </w:p>
     <w:p>
@@ -399,10 +426,10 @@
     <w:bookmarkStart w:id="26" w:name="gaps-follow-ups"/>
     <w:p>
       <w:pPr>
-        <w:pStyle w:val="Heading2"/>
-      </w:pPr>
-      <w:r>
-        <w:t xml:space="preserve">2 Gaps &amp; Follow-ups</w:t>
+        <w:pStyle w:val="Heading1"/>
+      </w:pPr>
+      <w:r>
+        <w:t xml:space="preserve">2. Gaps &amp; Follow-ups</w:t>
       </w:r>
     </w:p>
     <w:p>
